--- a/Introduccion a la Ingenieria/Clases/Proyecto Integrador/Plantilla de entrega/Informe final.docx
+++ b/Introduccion a la Ingenieria/Clases/Proyecto Integrador/Plantilla de entrega/Informe final.docx
@@ -30,7 +30,7 @@
           <w:color w:val="269CCB"/>
           <w:sz w:val="20"/>
         </w:rPr>
-        <w:t>Introducción a la Ingeniería · Grupo SB141B · SB141C · LB141F · Periodo 2026-2</w:t>
+        <w:t>Proyecto Integrador · Introducción a la Ingeniería</w:t>
       </w:r>
     </w:p>
     <w:p>

--- a/Introduccion a la Ingenieria/Clases/Proyecto Integrador/Plantilla de entrega/Informe final.docx
+++ b/Introduccion a la Ingenieria/Clases/Proyecto Integrador/Plantilla de entrega/Informe final.docx
@@ -241,7 +241,7 @@
           <w:color w:val="095292"/>
           <w:sz w:val="24"/>
         </w:rPr>
-        <w:t>7. La solución y el prototipo</w:t>
+        <w:t>7. La solución</w:t>
       </w:r>
     </w:p>
     <w:p>
@@ -256,7 +256,7 @@
           <w:color w:val="7F7F7F"/>
           <w:sz w:val="20"/>
         </w:rPr>
-        <w:t>Descripción de la solución, capturas del prototipo v1 y v2, el enlace al prototipo navegable y el recorrido principal paso a paso.</w:t>
+        <w:t>Qué se propone y cómo funciona, sin programar: el recorrido de una persona que la usa, paso a paso, contado por escrito.</w:t>
       </w:r>
     </w:p>
     <w:p>
@@ -271,37 +271,7 @@
           <w:color w:val="095292"/>
           <w:sz w:val="24"/>
         </w:rPr>
-        <w:t>8. Prueba y hallazgos</w:t>
-      </w:r>
-    </w:p>
-    <w:p>
-      <w:pPr>
-        <w:spacing w:after="120" w:before="0"/>
-        <w:jc w:val="left"/>
-      </w:pPr>
-      <w:r>
-        <w:rPr>
-          <w:rFonts w:ascii="Calibri" w:hAnsi="Calibri" w:eastAsia="Calibri"/>
-          <w:b w:val="0"/>
-          <w:color w:val="7F7F7F"/>
-          <w:sz w:val="20"/>
-        </w:rPr>
-        <w:t>Con quién se probó (solo el rol, no el nombre), qué tareas intentó, qué falló y qué se arregló.</w:t>
-      </w:r>
-    </w:p>
-    <w:p>
-      <w:pPr>
-        <w:spacing w:after="120" w:before="240"/>
-        <w:jc w:val="left"/>
-      </w:pPr>
-      <w:r>
-        <w:rPr>
-          <w:rFonts w:ascii="Calibri" w:hAnsi="Calibri" w:eastAsia="Calibri"/>
-          <w:b/>
-          <w:color w:val="095292"/>
-          <w:sz w:val="24"/>
-        </w:rPr>
-        <w:t>9. Impacto</w:t>
+        <w:t>8. Impacto</w:t>
       </w:r>
     </w:p>
     <w:p>
@@ -331,7 +301,7 @@
           <w:color w:val="095292"/>
           <w:sz w:val="24"/>
         </w:rPr>
-        <w:t>10. Limitaciones y siguiente paso</w:t>
+        <w:t>9. Limitaciones y siguiente paso</w:t>
       </w:r>
     </w:p>
     <w:p>
@@ -361,7 +331,7 @@
           <w:color w:val="095292"/>
           <w:sz w:val="24"/>
         </w:rPr>
-        <w:t>11. Declaración del uso de IA</w:t>
+        <w:t>10. Declaración del uso de IA</w:t>
       </w:r>
     </w:p>
     <w:p>
@@ -391,7 +361,7 @@
           <w:color w:val="095292"/>
           <w:sz w:val="24"/>
         </w:rPr>
-        <w:t>12. Referencias</w:t>
+        <w:t>11. Referencias</w:t>
       </w:r>
     </w:p>
     <w:p>
